--- a/group project/Bug Report.docx
+++ b/group project/Bug Report.docx
@@ -32,7 +32,7 @@
     <w:p>
       <w:r>
         <w:pict w14:anchorId="1E94DC09">
-          <v:rect id="_x0000_i1031" style="width:0;height:1.5pt" o:hralign="center" o:hrstd="t" o:hr="t" fillcolor="#a0a0a0" stroked="f"/>
+          <v:rect id="_x0000_i1025" style="width:0;height:1.5pt" o:hralign="center" o:hrstd="t" o:hr="t" fillcolor="#a0a0a0" stroked="f"/>
         </w:pict>
       </w:r>
     </w:p>
@@ -357,6 +357,12 @@
       </w:r>
       <w:r>
         <w:t>could make people not want to use out app and cause an outrage.</w:t>
+      </w:r>
+    </w:p>
+    <w:p/>
+    <w:p>
+      <w:r>
+        <w:t>I fixed an issue where every little capitalization had to be perfect for more user comfort to not make sure their capitalization is perfect and it works now.</w:t>
       </w:r>
     </w:p>
     <w:p/>
@@ -1702,6 +1708,7 @@
   <w:style w:type="character" w:default="1" w:styleId="DefaultParagraphFont">
     <w:name w:val="Default Paragraph Font"/>
     <w:uiPriority w:val="1"/>
+    <w:semiHidden/>
     <w:unhideWhenUsed/>
   </w:style>
   <w:style w:type="table" w:default="1" w:styleId="TableNormal">
